--- a/Biooil_Data_ML_Submission_Packages/04_Data_Repository_Package/SOURCE_MANIFEST.docx
+++ b/Biooil_Data_ML_Submission_Packages/04_Data_Repository_Package/SOURCE_MANIFEST.docx
@@ -579,7 +579,7 @@
     <w:link w:val="Balk1Char"/>
     <w:uiPriority w:val="9"/>
     <w:qFormat/>
-    <w:rsid w:val="00990C38"/>
+    <w:rsid w:val="00B32395"/>
     <w:pPr>
       <w:keepNext/>
       <w:keepLines/>
@@ -601,7 +601,7 @@
     <w:uiPriority w:val="9"/>
     <w:unhideWhenUsed/>
     <w:qFormat/>
-    <w:rsid w:val="00990C38"/>
+    <w:rsid w:val="00B32395"/>
     <w:pPr>
       <w:keepNext/>
       <w:keepLines/>
@@ -624,7 +624,7 @@
     <w:semiHidden/>
     <w:unhideWhenUsed/>
     <w:qFormat/>
-    <w:rsid w:val="00990C38"/>
+    <w:rsid w:val="00B32395"/>
     <w:pPr>
       <w:keepNext/>
       <w:keepLines/>
@@ -647,7 +647,7 @@
     <w:semiHidden/>
     <w:unhideWhenUsed/>
     <w:qFormat/>
-    <w:rsid w:val="00990C38"/>
+    <w:rsid w:val="00B32395"/>
     <w:pPr>
       <w:keepNext/>
       <w:keepLines/>
@@ -670,7 +670,7 @@
     <w:semiHidden/>
     <w:unhideWhenUsed/>
     <w:qFormat/>
-    <w:rsid w:val="00990C38"/>
+    <w:rsid w:val="00B32395"/>
     <w:pPr>
       <w:keepNext/>
       <w:keepLines/>
@@ -691,7 +691,7 @@
     <w:semiHidden/>
     <w:unhideWhenUsed/>
     <w:qFormat/>
-    <w:rsid w:val="00990C38"/>
+    <w:rsid w:val="00B32395"/>
     <w:pPr>
       <w:keepNext/>
       <w:keepLines/>
@@ -714,7 +714,7 @@
     <w:semiHidden/>
     <w:unhideWhenUsed/>
     <w:qFormat/>
-    <w:rsid w:val="00990C38"/>
+    <w:rsid w:val="00B32395"/>
     <w:pPr>
       <w:keepNext/>
       <w:keepLines/>
@@ -735,7 +735,7 @@
     <w:semiHidden/>
     <w:unhideWhenUsed/>
     <w:qFormat/>
-    <w:rsid w:val="00990C38"/>
+    <w:rsid w:val="00B32395"/>
     <w:pPr>
       <w:keepNext/>
       <w:keepLines/>
@@ -758,7 +758,7 @@
     <w:semiHidden/>
     <w:unhideWhenUsed/>
     <w:qFormat/>
-    <w:rsid w:val="00990C38"/>
+    <w:rsid w:val="00B32395"/>
     <w:pPr>
       <w:keepNext/>
       <w:keepLines/>
@@ -802,7 +802,7 @@
     <w:basedOn w:val="VarsaylanParagrafYazTipi"/>
     <w:link w:val="Balk1"/>
     <w:uiPriority w:val="9"/>
-    <w:rsid w:val="00990C38"/>
+    <w:rsid w:val="00B32395"/>
     <w:rPr>
       <w:rFonts w:asciiTheme="majorHAnsi" w:eastAsiaTheme="majorEastAsia" w:hAnsiTheme="majorHAnsi" w:cstheme="majorBidi"/>
       <w:color w:val="2F5496" w:themeColor="accent1" w:themeShade="BF"/>
@@ -815,7 +815,7 @@
     <w:basedOn w:val="VarsaylanParagrafYazTipi"/>
     <w:link w:val="Balk2"/>
     <w:uiPriority w:val="9"/>
-    <w:rsid w:val="00990C38"/>
+    <w:rsid w:val="00B32395"/>
     <w:rPr>
       <w:rFonts w:asciiTheme="majorHAnsi" w:eastAsiaTheme="majorEastAsia" w:hAnsiTheme="majorHAnsi" w:cstheme="majorBidi"/>
       <w:color w:val="2F5496" w:themeColor="accent1" w:themeShade="BF"/>
@@ -829,7 +829,7 @@
     <w:link w:val="Balk3"/>
     <w:uiPriority w:val="9"/>
     <w:semiHidden/>
-    <w:rsid w:val="00990C38"/>
+    <w:rsid w:val="00B32395"/>
     <w:rPr>
       <w:rFonts w:eastAsiaTheme="majorEastAsia" w:cstheme="majorBidi"/>
       <w:color w:val="2F5496" w:themeColor="accent1" w:themeShade="BF"/>
@@ -843,7 +843,7 @@
     <w:link w:val="Balk4"/>
     <w:uiPriority w:val="9"/>
     <w:semiHidden/>
-    <w:rsid w:val="00990C38"/>
+    <w:rsid w:val="00B32395"/>
     <w:rPr>
       <w:rFonts w:eastAsiaTheme="majorEastAsia" w:cstheme="majorBidi"/>
       <w:i/>
@@ -857,7 +857,7 @@
     <w:link w:val="Balk5"/>
     <w:uiPriority w:val="9"/>
     <w:semiHidden/>
-    <w:rsid w:val="00990C38"/>
+    <w:rsid w:val="00B32395"/>
     <w:rPr>
       <w:rFonts w:eastAsiaTheme="majorEastAsia" w:cstheme="majorBidi"/>
       <w:color w:val="2F5496" w:themeColor="accent1" w:themeShade="BF"/>
@@ -869,7 +869,7 @@
     <w:link w:val="Balk6"/>
     <w:uiPriority w:val="9"/>
     <w:semiHidden/>
-    <w:rsid w:val="00990C38"/>
+    <w:rsid w:val="00B32395"/>
     <w:rPr>
       <w:rFonts w:eastAsiaTheme="majorEastAsia" w:cstheme="majorBidi"/>
       <w:i/>
@@ -883,7 +883,7 @@
     <w:link w:val="Balk7"/>
     <w:uiPriority w:val="9"/>
     <w:semiHidden/>
-    <w:rsid w:val="00990C38"/>
+    <w:rsid w:val="00B32395"/>
     <w:rPr>
       <w:rFonts w:eastAsiaTheme="majorEastAsia" w:cstheme="majorBidi"/>
       <w:color w:val="595959" w:themeColor="text1" w:themeTint="A6"/>
@@ -895,7 +895,7 @@
     <w:link w:val="Balk8"/>
     <w:uiPriority w:val="9"/>
     <w:semiHidden/>
-    <w:rsid w:val="00990C38"/>
+    <w:rsid w:val="00B32395"/>
     <w:rPr>
       <w:rFonts w:eastAsiaTheme="majorEastAsia" w:cstheme="majorBidi"/>
       <w:i/>
@@ -909,7 +909,7 @@
     <w:link w:val="Balk9"/>
     <w:uiPriority w:val="9"/>
     <w:semiHidden/>
-    <w:rsid w:val="00990C38"/>
+    <w:rsid w:val="00B32395"/>
     <w:rPr>
       <w:rFonts w:eastAsiaTheme="majorEastAsia" w:cstheme="majorBidi"/>
       <w:color w:val="272727" w:themeColor="text1" w:themeTint="D8"/>
@@ -922,7 +922,7 @@
     <w:link w:val="KonuBalChar"/>
     <w:uiPriority w:val="10"/>
     <w:qFormat/>
-    <w:rsid w:val="00990C38"/>
+    <w:rsid w:val="00B32395"/>
     <w:pPr>
       <w:spacing w:after="80" w:line="240" w:lineRule="auto"/>
       <w:contextualSpacing/>
@@ -940,7 +940,7 @@
     <w:basedOn w:val="VarsaylanParagrafYazTipi"/>
     <w:link w:val="KonuBal"/>
     <w:uiPriority w:val="10"/>
-    <w:rsid w:val="00990C38"/>
+    <w:rsid w:val="00B32395"/>
     <w:rPr>
       <w:rFonts w:asciiTheme="majorHAnsi" w:eastAsiaTheme="majorEastAsia" w:hAnsiTheme="majorHAnsi" w:cstheme="majorBidi"/>
       <w:spacing w:val="-10"/>
@@ -956,7 +956,7 @@
     <w:link w:val="AltyazChar"/>
     <w:uiPriority w:val="11"/>
     <w:qFormat/>
-    <w:rsid w:val="00990C38"/>
+    <w:rsid w:val="00B32395"/>
     <w:pPr>
       <w:numPr>
         <w:ilvl w:val="1"/>
@@ -975,7 +975,7 @@
     <w:basedOn w:val="VarsaylanParagrafYazTipi"/>
     <w:link w:val="Altyaz"/>
     <w:uiPriority w:val="11"/>
-    <w:rsid w:val="00990C38"/>
+    <w:rsid w:val="00B32395"/>
     <w:rPr>
       <w:rFonts w:eastAsiaTheme="majorEastAsia" w:cstheme="majorBidi"/>
       <w:color w:val="595959" w:themeColor="text1" w:themeTint="A6"/>
@@ -991,7 +991,7 @@
     <w:link w:val="AlntChar"/>
     <w:uiPriority w:val="29"/>
     <w:qFormat/>
-    <w:rsid w:val="00990C38"/>
+    <w:rsid w:val="00B32395"/>
     <w:pPr>
       <w:spacing w:before="160"/>
       <w:jc w:val="center"/>
@@ -1007,7 +1007,7 @@
     <w:basedOn w:val="VarsaylanParagrafYazTipi"/>
     <w:link w:val="Alnt"/>
     <w:uiPriority w:val="29"/>
-    <w:rsid w:val="00990C38"/>
+    <w:rsid w:val="00B32395"/>
     <w:rPr>
       <w:i/>
       <w:iCs/>
@@ -1019,7 +1019,7 @@
     <w:basedOn w:val="Normal"/>
     <w:uiPriority w:val="34"/>
     <w:qFormat/>
-    <w:rsid w:val="00990C38"/>
+    <w:rsid w:val="00B32395"/>
     <w:pPr>
       <w:ind w:left="720"/>
       <w:contextualSpacing/>
@@ -1030,7 +1030,7 @@
     <w:basedOn w:val="VarsaylanParagrafYazTipi"/>
     <w:uiPriority w:val="21"/>
     <w:qFormat/>
-    <w:rsid w:val="00990C38"/>
+    <w:rsid w:val="00B32395"/>
     <w:rPr>
       <w:i/>
       <w:iCs/>
@@ -1044,7 +1044,7 @@
     <w:link w:val="GlAlntChar"/>
     <w:uiPriority w:val="30"/>
     <w:qFormat/>
-    <w:rsid w:val="00990C38"/>
+    <w:rsid w:val="00B32395"/>
     <w:pPr>
       <w:pBdr>
         <w:top w:val="single" w:sz="4" w:space="10" w:color="2F5496" w:themeColor="accent1" w:themeShade="BF"/>
@@ -1065,7 +1065,7 @@
     <w:basedOn w:val="VarsaylanParagrafYazTipi"/>
     <w:link w:val="GlAlnt"/>
     <w:uiPriority w:val="30"/>
-    <w:rsid w:val="00990C38"/>
+    <w:rsid w:val="00B32395"/>
     <w:rPr>
       <w:i/>
       <w:iCs/>
@@ -1077,7 +1077,7 @@
     <w:basedOn w:val="VarsaylanParagrafYazTipi"/>
     <w:uiPriority w:val="32"/>
     <w:qFormat/>
-    <w:rsid w:val="00990C38"/>
+    <w:rsid w:val="00B32395"/>
     <w:rPr>
       <w:b/>
       <w:bCs/>
